--- a/docs/pack-commercial/commerciaux/KIT-DU-COMMERCIAL_procedure-de-vente.docx
+++ b/docs/pack-commercial/commerciaux/KIT-DU-COMMERCIAL_procedure-de-vente.docx
@@ -529,7 +529,7 @@
         <w:rPr>
           <w:sz w:val="20"/>
         </w:rPr>
-        <w:t>« Combien de temps par semaine passez-vous sur les papiers des sinistres ? » Puis la plaquette commerciale : My Easy Auto lit le rapport d'expertise et sort le devis et la facture conformes ; le secrétariat prend le reste.</w:t>
+        <w:t>« Combien de temps par semaine passez-vous sur les papiers des sinistres ? » Puis la plaquette commerciale : My Easy Auto lit le rapport d'expertise et sort le devis et la facture conformes ; l'Adhésion Service prend le reste.</w:t>
       </w:r>
     </w:p>
     <w:p>
@@ -1246,6 +1246,9 @@
     </w:p>
     <w:sectPr>
       <w:footerReference w:type="default" r:id="rId9"/>
+      <w:headerReference w:type="default" r:id="rId10"/>
+      <w:headerReference w:type="first" r:id="rId11"/>
+      <w:footerReference w:type="first" r:id="rId12"/>
       <w:pgSz w:w="11906" w:h="16838"/>
       <w:pgMar w:top="907" w:right="964" w:bottom="850" w:left="964" w:header="720" w:footer="720" w:gutter="0"/>
       <w:cols w:space="720"/>
@@ -1272,6 +1275,36 @@
     </w:r>
   </w:p>
 </w:ftr>
+</file>
+
+<file path=word/footer2.xml><?xml version="1.0" encoding="utf-8"?>
+<w:ftr xmlns:m="http://schemas.openxmlformats.org/officeDocument/2006/math" xmlns:mc="http://schemas.openxmlformats.org/markup-compatibility/2006" xmlns:mo="http://schemas.microsoft.com/office/mac/office/2008/main" xmlns:mv="urn:schemas-microsoft-com:mac:vml" xmlns:o="urn:schemas-microsoft-com:office:office" xmlns:r="http://schemas.openxmlformats.org/officeDocument/2006/relationships" xmlns:v="urn:schemas-microsoft-com:vml" xmlns:w10="urn:schemas-microsoft-com:office:word" xmlns:w14="http://schemas.microsoft.com/office/word/2010/wordml" xmlns:w="http://schemas.openxmlformats.org/wordprocessingml/2006/main" xmlns:wne="http://schemas.microsoft.com/office/word/2006/wordml" xmlns:wp14="http://schemas.microsoft.com/office/word/2010/wordprocessingDrawing" xmlns:wp="http://schemas.openxmlformats.org/drawingml/2006/wordprocessingDrawing" xmlns:wpc="http://schemas.microsoft.com/office/word/2010/wordprocessingCanvas" xmlns:wpg="http://schemas.microsoft.com/office/word/2010/wordprocessingGroup" xmlns:wpi="http://schemas.microsoft.com/office/word/2010/wordprocessingInk" xmlns:wps="http://schemas.microsoft.com/office/word/2010/wordprocessingShape" mc:Ignorable="w14 wp14">
+  <w:p>
+    <w:pPr>
+      <w:pStyle w:val="Footer"/>
+    </w:pPr>
+  </w:p>
+</w:ftr>
+</file>
+
+<file path=word/header1.xml><?xml version="1.0" encoding="utf-8"?>
+<w:hdr xmlns:m="http://schemas.openxmlformats.org/officeDocument/2006/math" xmlns:mc="http://schemas.openxmlformats.org/markup-compatibility/2006" xmlns:mo="http://schemas.microsoft.com/office/mac/office/2008/main" xmlns:mv="urn:schemas-microsoft-com:mac:vml" xmlns:o="urn:schemas-microsoft-com:office:office" xmlns:r="http://schemas.openxmlformats.org/officeDocument/2006/relationships" xmlns:v="urn:schemas-microsoft-com:vml" xmlns:w10="urn:schemas-microsoft-com:office:word" xmlns:w14="http://schemas.microsoft.com/office/word/2010/wordml" xmlns:w="http://schemas.openxmlformats.org/wordprocessingml/2006/main" xmlns:wne="http://schemas.microsoft.com/office/word/2006/wordml" xmlns:wp14="http://schemas.microsoft.com/office/word/2010/wordprocessingDrawing" xmlns:wp="http://schemas.openxmlformats.org/drawingml/2006/wordprocessingDrawing" xmlns:wpc="http://schemas.microsoft.com/office/word/2010/wordprocessingCanvas" xmlns:wpg="http://schemas.microsoft.com/office/word/2010/wordprocessingGroup" xmlns:wpi="http://schemas.microsoft.com/office/word/2010/wordprocessingInk" xmlns:wps="http://schemas.microsoft.com/office/word/2010/wordprocessingShape" mc:Ignorable="w14 wp14">
+  <w:p>
+    <w:pPr>
+      <w:pStyle w:val="Header"/>
+    </w:pPr>
+  </w:p>
+</w:hdr>
+</file>
+
+<file path=word/header2.xml><?xml version="1.0" encoding="utf-8"?>
+<w:hdr xmlns:m="http://schemas.openxmlformats.org/officeDocument/2006/math" xmlns:mc="http://schemas.openxmlformats.org/markup-compatibility/2006" xmlns:mo="http://schemas.microsoft.com/office/mac/office/2008/main" xmlns:mv="urn:schemas-microsoft-com:mac:vml" xmlns:o="urn:schemas-microsoft-com:office:office" xmlns:r="http://schemas.openxmlformats.org/officeDocument/2006/relationships" xmlns:v="urn:schemas-microsoft-com:vml" xmlns:w10="urn:schemas-microsoft-com:office:word" xmlns:w14="http://schemas.microsoft.com/office/word/2010/wordml" xmlns:w="http://schemas.openxmlformats.org/wordprocessingml/2006/main" xmlns:wne="http://schemas.microsoft.com/office/word/2006/wordml" xmlns:wp14="http://schemas.microsoft.com/office/word/2010/wordprocessingDrawing" xmlns:wp="http://schemas.openxmlformats.org/drawingml/2006/wordprocessingDrawing" xmlns:wpc="http://schemas.microsoft.com/office/word/2010/wordprocessingCanvas" xmlns:wpg="http://schemas.microsoft.com/office/word/2010/wordprocessingGroup" xmlns:wpi="http://schemas.microsoft.com/office/word/2010/wordprocessingInk" xmlns:wps="http://schemas.microsoft.com/office/word/2010/wordprocessingShape" mc:Ignorable="w14 wp14">
+  <w:p>
+    <w:pPr>
+      <w:pStyle w:val="Header"/>
+    </w:pPr>
+  </w:p>
+</w:hdr>
 </file>
 
 <file path=word/numbering.xml><?xml version="1.0" encoding="utf-8"?>

--- a/docs/pack-commercial/commerciaux/KIT-DU-COMMERCIAL_procedure-de-vente.docx
+++ b/docs/pack-commercial/commerciaux/KIT-DU-COMMERCIAL_procedure-de-vente.docx
@@ -216,7 +216,7 @@
                 <w:b w:val="0"/>
                 <w:sz w:val="19"/>
               </w:rPr>
-              <w:t>Pack commerciaux</w:t>
+              <w:t xml:space="preserve">Pack commercial</w:t>
             </w:r>
           </w:p>
         </w:tc>
@@ -383,7 +383,7 @@
                 <w:b w:val="0"/>
                 <w:sz w:val="19"/>
               </w:rPr>
-              <w:t>Faire signer l'engagement, avec les CGV. La version tablette est identique et fait foi.</w:t>
+              <w:t xml:space="preserve">Faire signer le contrat, avec les CGV et les CGU. La version tablette est identique et fait foi.</w:t>
             </w:r>
           </w:p>
         </w:tc>
@@ -398,7 +398,7 @@
                 <w:b w:val="0"/>
                 <w:sz w:val="19"/>
               </w:rPr>
-              <w:t>Pack commerciaux / en ligne</w:t>
+              <w:t xml:space="preserve">Pack commercial / en ligne</w:t>
             </w:r>
           </w:p>
         </w:tc>
@@ -442,7 +442,7 @@
                 <w:b w:val="0"/>
                 <w:sz w:val="19"/>
               </w:rPr>
-              <w:t>Pack commerciaux</w:t>
+              <w:t xml:space="preserve">Pack commercial</w:t>
             </w:r>
           </w:p>
         </w:tc>
@@ -586,7 +586,7 @@
         <w:rPr>
           <w:sz w:val="20"/>
         </w:rPr>
-        <w:t>La plaquette tarifaire : une formule, puis les trois façons de payer. Mettez en avant l'engagement 12 mois (remise + mise en service offerte) et l'année en une fois (avantage en plus). Aucune autre remise sans accord écrit d'IDEAFORMA.</w:t>
+        <w:t xml:space="preserve">La plaquette tarifaire : une formule, puis les trois façons de payer. Mettez en avant l'engagement 12 mois (remise + mise en service offerte) et l'année en une fois (avantage en plus). Aucune autre remise sans accord écrit de MY EASY AUTO.</w:t>
       </w:r>
     </w:p>
     <w:p>
@@ -605,7 +605,7 @@
         <w:rPr>
           <w:sz w:val="20"/>
         </w:rPr>
-        <w:t>Ouvrez myeasyauto.fr/vente, entrez votre code, reprenez la fiche, la formule, le paiement ; faites LIRE les conditions particulières et les CGV au garagiste, puis faites-le signer sur l'écran (nom + qualité). À défaut de tablette : contrat papier signé, que vous photographiez et joignez par email.</w:t>
+        <w:t xml:space="preserve">Ouvrez myeasyauto.fr/vente, entrez votre code, reprenez la fiche, la formule, le paiement ; faites LIRE les conditions particulières, les CGV et les CGU au garagiste, puis faites-le signer sur l'écran (nom + qualité). À défaut de tablette : contrat papier signé, que vous photographiez et joignez par email.</w:t>
       </w:r>
     </w:p>
     <w:p>
@@ -624,7 +624,7 @@
         <w:rPr>
           <w:sz w:val="20"/>
         </w:rPr>
-        <w:t>Si le garage règle sur place : chèque à l'ordre d'IDEAFORMA, virement sur le compte IDEAFORMA (référence « MEA + nom du garage »), ou reçu IDEAFORMA pour les espèces. Déclarez le montant et la référence dans la vente. Vous n'encaissez jamais en votre nom.</w:t>
+        <w:t xml:space="preserve">Si le garage règle sur place : chèque à l'ordre de MY EASY AUTO, virement sur le compte MY EASY AUTO (référence « MEA + nom du garage »), ou reçu MY EASY AUTO pour les espèces. Déclarez le montant et la référence dans la vente. Vous n'encaissez jamais en votre nom.</w:t>
       </w:r>
     </w:p>
     <w:p>
@@ -643,7 +643,7 @@
         <w:rPr>
           <w:sz w:val="20"/>
         </w:rPr>
-        <w:t>« Envoyer la vente à IDEAFORMA » : vous recevez un accusé par email avec le numéro de vente et votre prime prévue ; téléchargez le contrat signé (PDF) et remettez-le au garage.</w:t>
+        <w:t xml:space="preserve">« Envoyer la vente à MY EASY AUTO » : vous recevez un accusé par email avec le numéro de vente et votre prime prévue ; téléchargez le contrat signé (PDF) et remettez-le au garage.</w:t>
       </w:r>
     </w:p>
     <w:p>
@@ -759,7 +759,7 @@
                 <w:b w:val="0"/>
                 <w:sz w:val="19"/>
               </w:rPr>
-              <w:t>IDEAFORMA</w:t>
+              <w:t xml:space="preserve">MY EASY AUTO</w:t>
             </w:r>
           </w:p>
         </w:tc>
@@ -805,7 +805,7 @@
                 <w:b w:val="0"/>
                 <w:sz w:val="19"/>
               </w:rPr>
-              <w:t>IDEAFORMA</w:t>
+              <w:t xml:space="preserve">MY EASY AUTO</w:t>
             </w:r>
           </w:p>
         </w:tc>
@@ -852,7 +852,7 @@
                 <w:b w:val="0"/>
                 <w:sz w:val="19"/>
               </w:rPr>
-              <w:t>IDEAFORMA</w:t>
+              <w:t xml:space="preserve">MY EASY AUTO</w:t>
             </w:r>
           </w:p>
         </w:tc>
@@ -913,7 +913,7 @@
                 <w:b w:val="0"/>
                 <w:sz w:val="19"/>
               </w:rPr>
-              <w:t>Vous facturez IDEAFORMA ; virement à 30 jours.</w:t>
+              <w:t xml:space="preserve">Vous facturez MY EASY AUTO ; virement à 30 jours.</w:t>
             </w:r>
           </w:p>
         </w:tc>
@@ -943,7 +943,7 @@
                 <w:b w:val="0"/>
                 <w:sz w:val="19"/>
               </w:rPr>
-              <w:t>IDEAFORMA</w:t>
+              <w:t xml:space="preserve">MY EASY AUTO</w:t>
             </w:r>
           </w:p>
         </w:tc>
@@ -989,7 +989,7 @@
                 <w:b w:val="0"/>
                 <w:sz w:val="19"/>
               </w:rPr>
-              <w:t>IDEAFORMA</w:t>
+              <w:t xml:space="preserve">MY EASY AUTO</w:t>
             </w:r>
           </w:p>
         </w:tc>
@@ -1082,7 +1082,7 @@
               <w:rPr>
                 <w:sz w:val="19"/>
               </w:rPr>
-              <w:t>Les prix et remises de la plaquette tarifaire, rien d'autre. Une remise exceptionnelle se DEMANDE dans la vente ; IDEAFORMA décide.</w:t>
+              <w:t xml:space="preserve">Les prix et remises de la plaquette tarifaire, rien d'autre. Une remise exceptionnelle se DEMANDE dans la vente ; MY EASY AUTO décide.</w:t>
             </w:r>
           </w:p>
           <w:p>
@@ -1118,7 +1118,7 @@
               <w:rPr>
                 <w:sz w:val="19"/>
               </w:rPr>
-              <w:t>Chèque à l'ordre d'IDEAFORMA, virement sur son compte, reçu IDEAFORMA. Tout paiement reçu est déclaré dans la vente sous 48 h.</w:t>
+              <w:t xml:space="preserve">Chèque à l'ordre de MY EASY AUTO, virement sur son compte, reçu MY EASY AUTO. Tout paiement reçu est déclaré dans la vente sous 48 h.</w:t>
             </w:r>
           </w:p>
           <w:p>
@@ -1229,7 +1229,7 @@
         <w:rPr>
           <w:sz w:val="20"/>
         </w:rPr>
-        <w:t>☐ Reçus IDEAFORMA (espèces) et coordonnées bancaires IDEAFORMA</w:t>
+        <w:t xml:space="preserve">☐ Reçus MY EASY AUTO (espèces) et coordonnées bancaires MY EASY AUTO</w:t>
       </w:r>
     </w:p>
     <w:p>
@@ -1271,7 +1271,7 @@
         <w:color w:val="8A8FA8"/>
         <w:sz w:val="15"/>
       </w:rPr>
-      <w:t>IDEAFORMA — My Easy Auto — Kit du commercial v1.3 (septembre 2026) — contact@myeasyauto.fr — confidentiel</w:t>
+      <w:t xml:space="preserve">MY EASY AUTO — Kit du commercial v1.3 (septembre 2026) — contact@myeasyauto.fr — confidentiel</w:t>
     </w:r>
   </w:p>
 </w:ftr>
